--- a/readme.docx
+++ b/readme.docx
@@ -114,7 +114,6 @@
         </w:rPr>
         <w:t>推荐</w:t>
       </w:r>
-      <w:proofErr w:type="spellStart"/>
       <w:r>
         <w:rPr>
           <w:rFonts w:ascii="Times New Roman" w:eastAsia="宋体" w:hAnsi="Times New Roman" w:hint="eastAsia"/>
@@ -122,7 +121,6 @@
         </w:rPr>
         <w:t>msi</w:t>
       </w:r>
-      <w:proofErr w:type="spellEnd"/>
       <w:r>
         <w:rPr>
           <w:rFonts w:ascii="Times New Roman" w:eastAsia="宋体" w:hAnsi="Times New Roman" w:hint="eastAsia"/>
@@ -466,7 +464,6 @@
         </w:rPr>
         <w:t>或</w:t>
       </w:r>
-      <w:proofErr w:type="spellStart"/>
       <w:r>
         <w:rPr>
           <w:rFonts w:ascii="Times New Roman" w:eastAsia="宋体" w:hAnsi="Times New Roman" w:hint="eastAsia"/>
@@ -474,7 +471,6 @@
         </w:rPr>
         <w:t>miniconda</w:t>
       </w:r>
-      <w:proofErr w:type="spellEnd"/>
     </w:p>
     <w:p>
       <w:pPr>
@@ -530,21 +526,12 @@
         </w:rPr>
         <w:t>、</w:t>
       </w:r>
-      <w:proofErr w:type="spellStart"/>
-      <w:r>
-        <w:rPr>
-          <w:rFonts w:ascii="Times New Roman" w:eastAsia="宋体" w:hAnsi="Times New Roman" w:hint="eastAsia"/>
-          <w:sz w:val="28"/>
-        </w:rPr>
-        <w:t>conda</w:t>
-      </w:r>
-      <w:proofErr w:type="spellEnd"/>
-      <w:r>
-        <w:rPr>
-          <w:rFonts w:ascii="Times New Roman" w:eastAsia="宋体" w:hAnsi="Times New Roman" w:hint="eastAsia"/>
-          <w:sz w:val="28"/>
-        </w:rPr>
-        <w:t xml:space="preserve"> create -n Predict python=3.8</w:t>
+      <w:r>
+        <w:rPr>
+          <w:rFonts w:ascii="Times New Roman" w:eastAsia="宋体" w:hAnsi="Times New Roman" w:hint="eastAsia"/>
+          <w:sz w:val="28"/>
+        </w:rPr>
+        <w:t>conda create -n Predict python=3.8</w:t>
       </w:r>
     </w:p>
     <w:p>
@@ -619,7 +606,6 @@
         </w:rPr>
         <w:t>目录结构（以</w:t>
       </w:r>
-      <w:proofErr w:type="spellStart"/>
       <w:r>
         <w:rPr>
           <w:rFonts w:ascii="Times New Roman" w:eastAsia="宋体" w:hAnsi="Times New Roman" w:hint="eastAsia"/>
@@ -627,7 +613,6 @@
         </w:rPr>
         <w:t>BlackList</w:t>
       </w:r>
-      <w:proofErr w:type="spellEnd"/>
       <w:r>
         <w:rPr>
           <w:rFonts w:ascii="Times New Roman" w:eastAsia="宋体" w:hAnsi="Times New Roman" w:hint="eastAsia"/>
@@ -1133,7 +1118,6 @@
                 <w:sz w:val="28"/>
               </w:rPr>
             </w:pPr>
-            <w:proofErr w:type="spellStart"/>
             <w:r>
               <w:rPr>
                 <w:rFonts w:ascii="Times New Roman" w:eastAsia="宋体" w:hAnsi="Times New Roman" w:hint="eastAsia"/>
@@ -1141,7 +1125,6 @@
               </w:rPr>
               <w:t>AbnormalParking</w:t>
             </w:r>
-            <w:proofErr w:type="spellEnd"/>
           </w:p>
         </w:tc>
         <w:tc>
@@ -1173,7 +1156,7 @@
             <w:pPr>
               <w:outlineLvl w:val="0"/>
               <w:rPr>
-                <w:rFonts w:ascii="Times New Roman" w:eastAsia="宋体" w:hAnsi="Times New Roman" w:hint="eastAsia"/>
+                <w:rFonts w:ascii="Times New Roman" w:eastAsia="宋体" w:hAnsi="Times New Roman"/>
                 <w:sz w:val="28"/>
               </w:rPr>
             </w:pPr>
@@ -1219,7 +1202,6 @@
                 <w:sz w:val="28"/>
               </w:rPr>
             </w:pPr>
-            <w:proofErr w:type="spellStart"/>
             <w:r>
               <w:rPr>
                 <w:rFonts w:ascii="Times New Roman" w:eastAsia="宋体" w:hAnsi="Times New Roman" w:hint="eastAsia"/>
@@ -1227,7 +1209,6 @@
               </w:rPr>
               <w:t>AbnormalTransfer</w:t>
             </w:r>
-            <w:proofErr w:type="spellEnd"/>
           </w:p>
         </w:tc>
         <w:tc>
@@ -1259,7 +1240,7 @@
             <w:pPr>
               <w:outlineLvl w:val="0"/>
               <w:rPr>
-                <w:rFonts w:ascii="Times New Roman" w:eastAsia="宋体" w:hAnsi="Times New Roman" w:hint="eastAsia"/>
+                <w:rFonts w:ascii="Times New Roman" w:eastAsia="宋体" w:hAnsi="Times New Roman"/>
                 <w:sz w:val="28"/>
               </w:rPr>
             </w:pPr>
@@ -1298,7 +1279,6 @@
                 <w:sz w:val="28"/>
               </w:rPr>
             </w:pPr>
-            <w:proofErr w:type="spellStart"/>
             <w:r>
               <w:rPr>
                 <w:rFonts w:ascii="Times New Roman" w:eastAsia="宋体" w:hAnsi="Times New Roman" w:hint="eastAsia"/>
@@ -1306,7 +1286,6 @@
               </w:rPr>
               <w:t>AbnormalWandering</w:t>
             </w:r>
-            <w:proofErr w:type="spellEnd"/>
           </w:p>
         </w:tc>
         <w:tc>
@@ -1338,7 +1317,7 @@
             <w:pPr>
               <w:outlineLvl w:val="0"/>
               <w:rPr>
-                <w:rFonts w:ascii="Times New Roman" w:eastAsia="宋体" w:hAnsi="Times New Roman" w:hint="eastAsia"/>
+                <w:rFonts w:ascii="Times New Roman" w:eastAsia="宋体" w:hAnsi="Times New Roman"/>
                 <w:sz w:val="28"/>
               </w:rPr>
             </w:pPr>
@@ -1384,7 +1363,6 @@
                 <w:sz w:val="28"/>
               </w:rPr>
             </w:pPr>
-            <w:proofErr w:type="spellStart"/>
             <w:r>
               <w:rPr>
                 <w:rFonts w:ascii="Times New Roman" w:eastAsia="宋体" w:hAnsi="Times New Roman" w:hint="eastAsia"/>
@@ -1392,7 +1370,6 @@
               </w:rPr>
               <w:t>BlackList</w:t>
             </w:r>
-            <w:proofErr w:type="spellEnd"/>
           </w:p>
         </w:tc>
         <w:tc>
@@ -1424,7 +1401,7 @@
             <w:pPr>
               <w:outlineLvl w:val="0"/>
               <w:rPr>
-                <w:rFonts w:ascii="Times New Roman" w:eastAsia="宋体" w:hAnsi="Times New Roman" w:hint="eastAsia"/>
+                <w:rFonts w:ascii="Times New Roman" w:eastAsia="宋体" w:hAnsi="Times New Roman"/>
                 <w:sz w:val="28"/>
               </w:rPr>
             </w:pPr>
@@ -1508,7 +1485,7 @@
             <w:pPr>
               <w:outlineLvl w:val="0"/>
               <w:rPr>
-                <w:rFonts w:ascii="Times New Roman" w:eastAsia="宋体" w:hAnsi="Times New Roman" w:hint="eastAsia"/>
+                <w:rFonts w:ascii="Times New Roman" w:eastAsia="宋体" w:hAnsi="Times New Roman"/>
                 <w:sz w:val="28"/>
               </w:rPr>
             </w:pPr>
@@ -1592,7 +1569,7 @@
             <w:pPr>
               <w:outlineLvl w:val="0"/>
               <w:rPr>
-                <w:rFonts w:ascii="Times New Roman" w:eastAsia="宋体" w:hAnsi="Times New Roman" w:hint="eastAsia"/>
+                <w:rFonts w:ascii="Times New Roman" w:eastAsia="宋体" w:hAnsi="Times New Roman"/>
                 <w:sz w:val="28"/>
               </w:rPr>
             </w:pPr>
@@ -1638,7 +1615,6 @@
                 <w:sz w:val="28"/>
               </w:rPr>
             </w:pPr>
-            <w:proofErr w:type="spellStart"/>
             <w:r>
               <w:rPr>
                 <w:rFonts w:ascii="Times New Roman" w:eastAsia="宋体" w:hAnsi="Times New Roman" w:hint="eastAsia"/>
@@ -1646,7 +1622,6 @@
               </w:rPr>
               <w:t>DoubleDragging</w:t>
             </w:r>
-            <w:proofErr w:type="spellEnd"/>
           </w:p>
         </w:tc>
         <w:tc>
@@ -1678,7 +1653,7 @@
             <w:pPr>
               <w:outlineLvl w:val="0"/>
               <w:rPr>
-                <w:rFonts w:ascii="Times New Roman" w:eastAsia="宋体" w:hAnsi="Times New Roman" w:hint="eastAsia"/>
+                <w:rFonts w:ascii="Times New Roman" w:eastAsia="宋体" w:hAnsi="Times New Roman"/>
                 <w:sz w:val="28"/>
               </w:rPr>
             </w:pPr>
@@ -1724,7 +1699,6 @@
                 <w:sz w:val="28"/>
               </w:rPr>
             </w:pPr>
-            <w:proofErr w:type="spellStart"/>
             <w:r>
               <w:rPr>
                 <w:rFonts w:ascii="Times New Roman" w:eastAsia="宋体" w:hAnsi="Times New Roman" w:hint="eastAsia"/>
@@ -1732,7 +1706,6 @@
               </w:rPr>
               <w:t>CrossingBoundary</w:t>
             </w:r>
-            <w:proofErr w:type="spellEnd"/>
           </w:p>
         </w:tc>
         <w:tc>
@@ -1764,7 +1737,7 @@
             <w:pPr>
               <w:outlineLvl w:val="0"/>
               <w:rPr>
-                <w:rFonts w:ascii="Times New Roman" w:eastAsia="宋体" w:hAnsi="Times New Roman" w:hint="eastAsia"/>
+                <w:rFonts w:ascii="Times New Roman" w:eastAsia="宋体" w:hAnsi="Times New Roman"/>
                 <w:sz w:val="28"/>
               </w:rPr>
             </w:pPr>
@@ -1848,7 +1821,7 @@
             <w:pPr>
               <w:outlineLvl w:val="0"/>
               <w:rPr>
-                <w:rFonts w:ascii="Times New Roman" w:eastAsia="宋体" w:hAnsi="Times New Roman" w:hint="eastAsia"/>
+                <w:rFonts w:ascii="Times New Roman" w:eastAsia="宋体" w:hAnsi="Times New Roman"/>
                 <w:sz w:val="28"/>
               </w:rPr>
             </w:pPr>
@@ -1887,7 +1860,6 @@
                 <w:sz w:val="28"/>
               </w:rPr>
             </w:pPr>
-            <w:proofErr w:type="spellStart"/>
             <w:r>
               <w:rPr>
                 <w:rFonts w:ascii="Times New Roman" w:eastAsia="宋体" w:hAnsi="Times New Roman" w:hint="eastAsia"/>
@@ -1895,7 +1867,6 @@
               </w:rPr>
               <w:t>HighSpeedBoat</w:t>
             </w:r>
-            <w:proofErr w:type="spellEnd"/>
           </w:p>
         </w:tc>
         <w:tc>
@@ -1927,7 +1898,7 @@
             <w:pPr>
               <w:outlineLvl w:val="0"/>
               <w:rPr>
-                <w:rFonts w:ascii="Times New Roman" w:eastAsia="宋体" w:hAnsi="Times New Roman" w:hint="eastAsia"/>
+                <w:rFonts w:ascii="Times New Roman" w:eastAsia="宋体" w:hAnsi="Times New Roman"/>
                 <w:sz w:val="28"/>
               </w:rPr>
             </w:pPr>
@@ -1966,7 +1937,6 @@
                 <w:sz w:val="28"/>
               </w:rPr>
             </w:pPr>
-            <w:proofErr w:type="spellStart"/>
             <w:r>
               <w:rPr>
                 <w:rFonts w:ascii="Times New Roman" w:eastAsia="宋体" w:hAnsi="Times New Roman" w:hint="eastAsia"/>
@@ -1974,7 +1944,6 @@
               </w:rPr>
               <w:t>IllegalAnchored</w:t>
             </w:r>
-            <w:proofErr w:type="spellEnd"/>
           </w:p>
         </w:tc>
         <w:tc>
@@ -2006,7 +1975,7 @@
             <w:pPr>
               <w:outlineLvl w:val="0"/>
               <w:rPr>
-                <w:rFonts w:ascii="Times New Roman" w:eastAsia="宋体" w:hAnsi="Times New Roman" w:hint="eastAsia"/>
+                <w:rFonts w:ascii="Times New Roman" w:eastAsia="宋体" w:hAnsi="Times New Roman"/>
                 <w:sz w:val="28"/>
               </w:rPr>
             </w:pPr>
@@ -2045,7 +2014,6 @@
                 <w:sz w:val="28"/>
               </w:rPr>
             </w:pPr>
-            <w:proofErr w:type="spellStart"/>
             <w:r>
               <w:rPr>
                 <w:rFonts w:ascii="Times New Roman" w:eastAsia="宋体" w:hAnsi="Times New Roman" w:hint="eastAsia"/>
@@ -2053,7 +2021,6 @@
               </w:rPr>
               <w:t>IllegalBerthing</w:t>
             </w:r>
-            <w:proofErr w:type="spellEnd"/>
           </w:p>
         </w:tc>
         <w:tc>
@@ -2085,7 +2052,7 @@
             <w:pPr>
               <w:outlineLvl w:val="0"/>
               <w:rPr>
-                <w:rFonts w:ascii="Times New Roman" w:eastAsia="宋体" w:hAnsi="Times New Roman" w:hint="eastAsia"/>
+                <w:rFonts w:ascii="Times New Roman" w:eastAsia="宋体" w:hAnsi="Times New Roman"/>
                 <w:sz w:val="28"/>
               </w:rPr>
             </w:pPr>
@@ -2124,7 +2091,6 @@
                 <w:sz w:val="28"/>
               </w:rPr>
             </w:pPr>
-            <w:proofErr w:type="spellStart"/>
             <w:r>
               <w:rPr>
                 <w:rFonts w:ascii="Times New Roman" w:eastAsia="宋体" w:hAnsi="Times New Roman" w:hint="eastAsia"/>
@@ -2132,7 +2098,6 @@
               </w:rPr>
               <w:t>IllegalFarming</w:t>
             </w:r>
-            <w:proofErr w:type="spellEnd"/>
           </w:p>
         </w:tc>
         <w:tc>
@@ -2164,7 +2129,7 @@
             <w:pPr>
               <w:outlineLvl w:val="0"/>
               <w:rPr>
-                <w:rFonts w:ascii="Times New Roman" w:eastAsia="宋体" w:hAnsi="Times New Roman" w:hint="eastAsia"/>
+                <w:rFonts w:ascii="Times New Roman" w:eastAsia="宋体" w:hAnsi="Times New Roman"/>
                 <w:sz w:val="28"/>
               </w:rPr>
             </w:pPr>
@@ -2203,7 +2168,6 @@
                 <w:sz w:val="28"/>
               </w:rPr>
             </w:pPr>
-            <w:proofErr w:type="spellStart"/>
             <w:r>
               <w:rPr>
                 <w:rFonts w:ascii="Times New Roman" w:eastAsia="宋体" w:hAnsi="Times New Roman" w:hint="eastAsia"/>
@@ -2211,7 +2175,6 @@
               </w:rPr>
               <w:t>IllegalFishing</w:t>
             </w:r>
-            <w:proofErr w:type="spellEnd"/>
           </w:p>
         </w:tc>
         <w:tc>
@@ -2243,7 +2206,7 @@
             <w:pPr>
               <w:outlineLvl w:val="0"/>
               <w:rPr>
-                <w:rFonts w:ascii="Times New Roman" w:eastAsia="宋体" w:hAnsi="Times New Roman" w:hint="eastAsia"/>
+                <w:rFonts w:ascii="Times New Roman" w:eastAsia="宋体" w:hAnsi="Times New Roman"/>
                 <w:sz w:val="28"/>
               </w:rPr>
             </w:pPr>
@@ -2282,7 +2245,6 @@
                 <w:sz w:val="28"/>
               </w:rPr>
             </w:pPr>
-            <w:proofErr w:type="spellStart"/>
             <w:r>
               <w:rPr>
                 <w:rFonts w:ascii="Times New Roman" w:eastAsia="宋体" w:hAnsi="Times New Roman" w:hint="eastAsia"/>
@@ -2290,7 +2252,6 @@
               </w:rPr>
               <w:t>IllegalPolutionDis</w:t>
             </w:r>
-            <w:proofErr w:type="spellEnd"/>
           </w:p>
         </w:tc>
         <w:tc>
@@ -2322,7 +2283,7 @@
             <w:pPr>
               <w:outlineLvl w:val="0"/>
               <w:rPr>
-                <w:rFonts w:ascii="Times New Roman" w:eastAsia="宋体" w:hAnsi="Times New Roman" w:hint="eastAsia"/>
+                <w:rFonts w:ascii="Times New Roman" w:eastAsia="宋体" w:hAnsi="Times New Roman"/>
                 <w:sz w:val="28"/>
               </w:rPr>
             </w:pPr>
@@ -2361,7 +2322,6 @@
                 <w:sz w:val="28"/>
               </w:rPr>
             </w:pPr>
-            <w:proofErr w:type="spellStart"/>
             <w:r>
               <w:rPr>
                 <w:rFonts w:ascii="Times New Roman" w:eastAsia="宋体" w:hAnsi="Times New Roman" w:hint="eastAsia"/>
@@ -2369,7 +2329,6 @@
               </w:rPr>
               <w:t>IllegalSandMining</w:t>
             </w:r>
-            <w:proofErr w:type="spellEnd"/>
           </w:p>
         </w:tc>
         <w:tc>
@@ -2401,7 +2360,7 @@
             <w:pPr>
               <w:outlineLvl w:val="0"/>
               <w:rPr>
-                <w:rFonts w:ascii="Times New Roman" w:eastAsia="宋体" w:hAnsi="Times New Roman" w:hint="eastAsia"/>
+                <w:rFonts w:ascii="Times New Roman" w:eastAsia="宋体" w:hAnsi="Times New Roman"/>
                 <w:sz w:val="28"/>
               </w:rPr>
             </w:pPr>
@@ -2440,7 +2399,6 @@
                 <w:sz w:val="28"/>
               </w:rPr>
             </w:pPr>
-            <w:proofErr w:type="spellStart"/>
             <w:r>
               <w:rPr>
                 <w:rFonts w:ascii="Times New Roman" w:eastAsia="宋体" w:hAnsi="Times New Roman" w:hint="eastAsia"/>
@@ -2448,7 +2406,6 @@
               </w:rPr>
               <w:t>IllegalStaying</w:t>
             </w:r>
-            <w:proofErr w:type="spellEnd"/>
           </w:p>
         </w:tc>
         <w:tc>
@@ -2480,7 +2437,7 @@
             <w:pPr>
               <w:outlineLvl w:val="0"/>
               <w:rPr>
-                <w:rFonts w:ascii="Times New Roman" w:eastAsia="宋体" w:hAnsi="Times New Roman" w:hint="eastAsia"/>
+                <w:rFonts w:ascii="Times New Roman" w:eastAsia="宋体" w:hAnsi="Times New Roman"/>
                 <w:sz w:val="28"/>
               </w:rPr>
             </w:pPr>
@@ -2526,7 +2483,6 @@
                 <w:sz w:val="28"/>
               </w:rPr>
             </w:pPr>
-            <w:proofErr w:type="spellStart"/>
             <w:r>
               <w:rPr>
                 <w:rFonts w:ascii="Times New Roman" w:eastAsia="宋体" w:hAnsi="Times New Roman" w:hint="eastAsia"/>
@@ -2534,7 +2490,6 @@
               </w:rPr>
               <w:t>LowSpeed</w:t>
             </w:r>
-            <w:proofErr w:type="spellEnd"/>
           </w:p>
         </w:tc>
         <w:tc>
@@ -2566,7 +2521,7 @@
             <w:pPr>
               <w:outlineLvl w:val="0"/>
               <w:rPr>
-                <w:rFonts w:ascii="Times New Roman" w:eastAsia="宋体" w:hAnsi="Times New Roman" w:hint="eastAsia"/>
+                <w:rFonts w:ascii="Times New Roman" w:eastAsia="宋体" w:hAnsi="Times New Roman"/>
                 <w:sz w:val="28"/>
               </w:rPr>
             </w:pPr>
@@ -2650,7 +2605,7 @@
             <w:pPr>
               <w:outlineLvl w:val="0"/>
               <w:rPr>
-                <w:rFonts w:ascii="Times New Roman" w:eastAsia="宋体" w:hAnsi="Times New Roman" w:hint="eastAsia"/>
+                <w:rFonts w:ascii="Times New Roman" w:eastAsia="宋体" w:hAnsi="Times New Roman"/>
                 <w:sz w:val="28"/>
               </w:rPr>
             </w:pPr>
@@ -2727,7 +2682,7 @@
             <w:pPr>
               <w:outlineLvl w:val="0"/>
               <w:rPr>
-                <w:rFonts w:ascii="Times New Roman" w:eastAsia="宋体" w:hAnsi="Times New Roman" w:hint="eastAsia"/>
+                <w:rFonts w:ascii="Times New Roman" w:eastAsia="宋体" w:hAnsi="Times New Roman"/>
                 <w:sz w:val="28"/>
               </w:rPr>
             </w:pPr>
@@ -2811,7 +2766,7 @@
             <w:pPr>
               <w:outlineLvl w:val="0"/>
               <w:rPr>
-                <w:rFonts w:ascii="Times New Roman" w:eastAsia="宋体" w:hAnsi="Times New Roman" w:hint="eastAsia"/>
+                <w:rFonts w:ascii="Times New Roman" w:eastAsia="宋体" w:hAnsi="Times New Roman"/>
                 <w:sz w:val="28"/>
               </w:rPr>
             </w:pPr>
@@ -2895,7 +2850,7 @@
             <w:pPr>
               <w:outlineLvl w:val="0"/>
               <w:rPr>
-                <w:rFonts w:ascii="Times New Roman" w:eastAsia="宋体" w:hAnsi="Times New Roman" w:hint="eastAsia"/>
+                <w:rFonts w:ascii="Times New Roman" w:eastAsia="宋体" w:hAnsi="Times New Roman"/>
                 <w:sz w:val="28"/>
               </w:rPr>
             </w:pPr>
@@ -2979,7 +2934,7 @@
             <w:pPr>
               <w:outlineLvl w:val="0"/>
               <w:rPr>
-                <w:rFonts w:ascii="Times New Roman" w:eastAsia="宋体" w:hAnsi="Times New Roman" w:hint="eastAsia"/>
+                <w:rFonts w:ascii="Times New Roman" w:eastAsia="宋体" w:hAnsi="Times New Roman"/>
                 <w:sz w:val="28"/>
               </w:rPr>
             </w:pPr>
@@ -3018,7 +2973,6 @@
                 <w:sz w:val="28"/>
               </w:rPr>
             </w:pPr>
-            <w:proofErr w:type="spellStart"/>
             <w:r>
               <w:rPr>
                 <w:rFonts w:ascii="Times New Roman" w:eastAsia="宋体" w:hAnsi="Times New Roman" w:hint="eastAsia"/>
@@ -3026,7 +2980,6 @@
               </w:rPr>
               <w:t>AISRadar</w:t>
             </w:r>
-            <w:proofErr w:type="spellEnd"/>
           </w:p>
         </w:tc>
         <w:tc>
@@ -3065,7 +3018,7 @@
             <w:pPr>
               <w:outlineLvl w:val="0"/>
               <w:rPr>
-                <w:rFonts w:ascii="Times New Roman" w:eastAsia="宋体" w:hAnsi="Times New Roman" w:hint="eastAsia"/>
+                <w:rFonts w:ascii="Times New Roman" w:eastAsia="宋体" w:hAnsi="Times New Roman"/>
                 <w:sz w:val="28"/>
               </w:rPr>
             </w:pPr>
@@ -3156,7 +3109,7 @@
             <w:pPr>
               <w:outlineLvl w:val="0"/>
               <w:rPr>
-                <w:rFonts w:ascii="Times New Roman" w:eastAsia="宋体" w:hAnsi="Times New Roman" w:hint="eastAsia"/>
+                <w:rFonts w:ascii="Times New Roman" w:eastAsia="宋体" w:hAnsi="Times New Roman"/>
                 <w:sz w:val="28"/>
               </w:rPr>
             </w:pPr>
@@ -3257,32 +3210,7 @@
           <w:rFonts w:ascii="Times New Roman" w:eastAsia="宋体" w:hAnsi="Times New Roman" w:hint="eastAsia"/>
           <w:sz w:val="28"/>
         </w:rPr>
-        <w:t>$</w:t>
-      </w:r>
-      <w:proofErr w:type="spellStart"/>
-      <w:proofErr w:type="gramStart"/>
-      <w:r>
-        <w:rPr>
-          <w:rFonts w:ascii="Times New Roman" w:eastAsia="宋体" w:hAnsi="Times New Roman" w:hint="eastAsia"/>
-          <w:sz w:val="28"/>
-        </w:rPr>
-        <w:t>env:DJANGO</w:t>
-      </w:r>
-      <w:proofErr w:type="gramEnd"/>
-      <w:r>
-        <w:rPr>
-          <w:rFonts w:ascii="Times New Roman" w:eastAsia="宋体" w:hAnsi="Times New Roman" w:hint="eastAsia"/>
-          <w:sz w:val="28"/>
-        </w:rPr>
-        <w:t>_SETTINGS_MODULE</w:t>
-      </w:r>
-      <w:proofErr w:type="spellEnd"/>
-      <w:r>
-        <w:rPr>
-          <w:rFonts w:ascii="Times New Roman" w:eastAsia="宋体" w:hAnsi="Times New Roman" w:hint="eastAsia"/>
-          <w:sz w:val="28"/>
-        </w:rPr>
-        <w:t>="WanAna02702.settings"</w:t>
+        <w:t>$env:DJANGO_SETTINGS_MODULE="WanAna02702.settings"</w:t>
       </w:r>
     </w:p>
     <w:p>
@@ -3331,30 +3259,51 @@
         <w:spacing w:line="360" w:lineRule="auto"/>
         <w:ind w:firstLineChars="200" w:firstLine="560"/>
         <w:rPr>
-          <w:rFonts w:ascii="Times New Roman" w:eastAsia="宋体" w:hAnsi="Times New Roman"/>
-          <w:sz w:val="28"/>
-        </w:rPr>
-      </w:pPr>
-      <w:r>
-        <w:rPr>
-          <w:rFonts w:ascii="Times New Roman" w:eastAsia="宋体" w:hAnsi="Times New Roman" w:hint="eastAsia"/>
-          <w:sz w:val="28"/>
-        </w:rPr>
-        <w:t>4</w:t>
-      </w:r>
-      <w:r>
-        <w:rPr>
-          <w:rFonts w:ascii="Times New Roman" w:eastAsia="宋体" w:hAnsi="Times New Roman" w:hint="eastAsia"/>
-          <w:sz w:val="28"/>
-        </w:rPr>
-        <w:t>、登录界面：</w:t>
-      </w:r>
-      <w:r>
-        <w:rPr>
-          <w:rFonts w:ascii="Times New Roman" w:eastAsia="宋体" w:hAnsi="Times New Roman" w:hint="eastAsia"/>
-          <w:sz w:val="28"/>
-        </w:rPr>
-        <w:t>localhost:8000</w:t>
+          <w:rFonts w:ascii="Times New Roman" w:eastAsia="宋体" w:hAnsi="Times New Roman" w:hint="eastAsia"/>
+          <w:sz w:val="28"/>
+        </w:rPr>
+      </w:pPr>
+      <w:r>
+        <w:rPr>
+          <w:rFonts w:ascii="Times New Roman" w:eastAsia="宋体" w:hAnsi="Times New Roman" w:hint="eastAsia"/>
+          <w:sz w:val="28"/>
+        </w:rPr>
+        <w:t>daphne -b 0.0.0.0 -p 8000 WanAna02702.asgi:application</w:t>
+      </w:r>
+      <w:r>
+        <w:rPr>
+          <w:rFonts w:ascii="Times New Roman" w:eastAsia="宋体" w:hAnsi="Times New Roman" w:hint="eastAsia"/>
+          <w:sz w:val="28"/>
+        </w:rPr>
+        <w:t xml:space="preserve"> (</w:t>
+      </w:r>
+      <w:r>
+        <w:rPr>
+          <w:rFonts w:ascii="Times New Roman" w:eastAsia="宋体" w:hAnsi="Times New Roman" w:hint="eastAsia"/>
+          <w:sz w:val="28"/>
+        </w:rPr>
+        <w:t>指定端口和</w:t>
+      </w:r>
+      <w:r>
+        <w:rPr>
+          <w:rFonts w:ascii="Times New Roman" w:eastAsia="宋体" w:hAnsi="Times New Roman" w:hint="eastAsia"/>
+          <w:sz w:val="28"/>
+        </w:rPr>
+        <w:t>IP</w:t>
+      </w:r>
+      <w:r>
+        <w:rPr>
+          <w:rFonts w:ascii="Times New Roman" w:eastAsia="宋体" w:hAnsi="Times New Roman" w:hint="eastAsia"/>
+          <w:sz w:val="28"/>
+        </w:rPr>
+        <w:t>地址</w:t>
+      </w:r>
+      <w:r>
+        <w:rPr>
+          <w:rFonts w:ascii="Times New Roman" w:eastAsia="宋体" w:hAnsi="Times New Roman" w:hint="eastAsia"/>
+          <w:sz w:val="28"/>
+        </w:rPr>
+        <w:t>)</w:t>
       </w:r>
     </w:p>
     <w:p>
@@ -3371,42 +3320,21 @@
           <w:rFonts w:ascii="Times New Roman" w:eastAsia="宋体" w:hAnsi="Times New Roman" w:hint="eastAsia"/>
           <w:sz w:val="28"/>
         </w:rPr>
-        <w:t>5</w:t>
-      </w:r>
-      <w:r>
-        <w:rPr>
-          <w:rFonts w:ascii="Times New Roman" w:eastAsia="宋体" w:hAnsi="Times New Roman" w:hint="eastAsia"/>
-          <w:sz w:val="28"/>
-        </w:rPr>
-        <w:t>、打开另一个</w:t>
-      </w:r>
-      <w:r>
-        <w:rPr>
-          <w:rFonts w:ascii="Times New Roman" w:eastAsia="宋体" w:hAnsi="Times New Roman" w:hint="eastAsia"/>
-          <w:sz w:val="28"/>
-        </w:rPr>
-        <w:t>Terminal</w:t>
-      </w:r>
-      <w:r>
-        <w:rPr>
-          <w:rFonts w:ascii="Times New Roman" w:eastAsia="宋体" w:hAnsi="Times New Roman" w:hint="eastAsia"/>
-          <w:sz w:val="28"/>
-        </w:rPr>
-        <w:t>，上一个不关闭，</w:t>
-      </w:r>
-      <w:r>
-        <w:rPr>
-          <w:rFonts w:ascii="Times New Roman" w:eastAsia="宋体" w:hAnsi="Times New Roman" w:hint="eastAsia"/>
-          <w:sz w:val="28"/>
-        </w:rPr>
-        <w:t>进入本级目录，</w:t>
-      </w:r>
-      <w:r>
-        <w:rPr>
-          <w:rFonts w:ascii="Times New Roman" w:eastAsia="宋体" w:hAnsi="Times New Roman" w:hint="eastAsia"/>
-          <w:sz w:val="28"/>
-        </w:rPr>
-        <w:t>输入：</w:t>
+        <w:t>4</w:t>
+      </w:r>
+      <w:r>
+        <w:rPr>
+          <w:rFonts w:ascii="Times New Roman" w:eastAsia="宋体" w:hAnsi="Times New Roman" w:hint="eastAsia"/>
+          <w:sz w:val="28"/>
+        </w:rPr>
+        <w:t>、登录界面：</w:t>
+      </w:r>
+      <w:r>
+        <w:rPr>
+          <w:rFonts w:ascii="Times New Roman" w:eastAsia="宋体" w:hAnsi="Times New Roman" w:hint="eastAsia"/>
+          <w:sz w:val="28"/>
+        </w:rPr>
+        <w:t>localhost:8000</w:t>
       </w:r>
     </w:p>
     <w:p>
@@ -3423,17 +3351,60 @@
           <w:rFonts w:ascii="Times New Roman" w:eastAsia="宋体" w:hAnsi="Times New Roman" w:hint="eastAsia"/>
           <w:sz w:val="28"/>
         </w:rPr>
-        <w:t xml:space="preserve">python manage.py </w:t>
-      </w:r>
-      <w:proofErr w:type="spellStart"/>
-      <w:r>
-        <w:rPr>
-          <w:rFonts w:ascii="Times New Roman" w:eastAsia="宋体" w:hAnsi="Times New Roman" w:hint="eastAsia"/>
-          <w:sz w:val="28"/>
-        </w:rPr>
-        <w:t>ais_worker</w:t>
-      </w:r>
-      <w:proofErr w:type="spellEnd"/>
+        <w:t>5</w:t>
+      </w:r>
+      <w:r>
+        <w:rPr>
+          <w:rFonts w:ascii="Times New Roman" w:eastAsia="宋体" w:hAnsi="Times New Roman" w:hint="eastAsia"/>
+          <w:sz w:val="28"/>
+        </w:rPr>
+        <w:t>、打开另一个</w:t>
+      </w:r>
+      <w:r>
+        <w:rPr>
+          <w:rFonts w:ascii="Times New Roman" w:eastAsia="宋体" w:hAnsi="Times New Roman" w:hint="eastAsia"/>
+          <w:sz w:val="28"/>
+        </w:rPr>
+        <w:t>Terminal</w:t>
+      </w:r>
+      <w:r>
+        <w:rPr>
+          <w:rFonts w:ascii="Times New Roman" w:eastAsia="宋体" w:hAnsi="Times New Roman" w:hint="eastAsia"/>
+          <w:sz w:val="28"/>
+        </w:rPr>
+        <w:t>，上一个不关闭，</w:t>
+      </w:r>
+      <w:r>
+        <w:rPr>
+          <w:rFonts w:ascii="Times New Roman" w:eastAsia="宋体" w:hAnsi="Times New Roman" w:hint="eastAsia"/>
+          <w:sz w:val="28"/>
+        </w:rPr>
+        <w:t>进入本级目录，</w:t>
+      </w:r>
+      <w:r>
+        <w:rPr>
+          <w:rFonts w:ascii="Times New Roman" w:eastAsia="宋体" w:hAnsi="Times New Roman" w:hint="eastAsia"/>
+          <w:sz w:val="28"/>
+        </w:rPr>
+        <w:t>输入：</w:t>
+      </w:r>
+    </w:p>
+    <w:p>
+      <w:pPr>
+        <w:spacing w:line="360" w:lineRule="auto"/>
+        <w:ind w:firstLineChars="200" w:firstLine="560"/>
+        <w:rPr>
+          <w:rFonts w:ascii="Times New Roman" w:eastAsia="宋体" w:hAnsi="Times New Roman"/>
+          <w:sz w:val="28"/>
+        </w:rPr>
+      </w:pPr>
+      <w:r>
+        <w:rPr>
+          <w:rFonts w:ascii="Times New Roman" w:eastAsia="宋体" w:hAnsi="Times New Roman" w:hint="eastAsia"/>
+          <w:sz w:val="28"/>
+        </w:rPr>
+        <w:t>python manage.py ais_worker</w:t>
+      </w:r>
     </w:p>
     <w:p>
       <w:pPr>

--- a/readme.docx
+++ b/readme.docx
@@ -1902,6 +1902,13 @@
                 <w:sz w:val="28"/>
               </w:rPr>
             </w:pPr>
+            <w:r>
+              <w:rPr>
+                <w:rFonts w:ascii="Segoe UI Symbol" w:eastAsia="宋体" w:hAnsi="Segoe UI Symbol" w:cs="Segoe UI Symbol"/>
+                <w:sz w:val="28"/>
+              </w:rPr>
+              <w:t>☑</w:t>
+            </w:r>
           </w:p>
         </w:tc>
       </w:tr>
@@ -3259,7 +3266,7 @@
         <w:spacing w:line="360" w:lineRule="auto"/>
         <w:ind w:firstLineChars="200" w:firstLine="560"/>
         <w:rPr>
-          <w:rFonts w:ascii="Times New Roman" w:eastAsia="宋体" w:hAnsi="Times New Roman" w:hint="eastAsia"/>
+          <w:rFonts w:ascii="Times New Roman" w:eastAsia="宋体" w:hAnsi="Times New Roman"/>
           <w:sz w:val="28"/>
         </w:rPr>
       </w:pPr>
